--- a/DynamicST软件操作和算法文档.docx
+++ b/DynamicST软件操作和算法文档.docx
@@ -1,6 +1,6 @@
 
 <file path=word/document.xml><?xml version="1.0" encoding="utf-8"?>
-<w:document xmlns:wpc="http://schemas.microsoft.com/office/word/2010/wordprocessingCanvas" xmlns:cx="http://schemas.microsoft.com/office/drawing/2014/chartex" xmlns:cx1="http://schemas.microsoft.com/office/drawing/2015/9/8/chartex" xmlns:cx2="http://schemas.microsoft.com/office/drawing/2015/10/21/chartex" xmlns:cx3="http://schemas.microsoft.com/office/drawing/2016/5/9/chartex" xmlns:cx4="http://schemas.microsoft.com/office/drawing/2016/5/10/chartex" xmlns:cx5="http://schemas.microsoft.com/office/drawing/2016/5/11/chartex" xmlns:cx6="http://schemas.microsoft.com/office/drawing/2016/5/12/chartex" xmlns:cx7="http://schemas.microsoft.com/office/drawing/2016/5/13/chartex" xmlns:cx8="http://schemas.microsoft.com/office/drawing/2016/5/14/chartex" xmlns:mc="http://schemas.openxmlformats.org/markup-compatibility/2006" xmlns:aink="http://schemas.microsoft.com/office/drawing/2016/ink" xmlns:am3d="http://schemas.microsoft.com/office/drawing/2017/model3d" xmlns:o="urn:schemas-microsoft-com:office:office" xmlns:oel="http://schemas.microsoft.com/office/2019/extlst" xmlns:r="http://schemas.openxmlformats.org/officeDocument/2006/relationships" xmlns:m="http://schemas.openxmlformats.org/officeDocument/2006/math" xmlns:v="urn:schemas-microsoft-com:vml" xmlns:wp14="http://schemas.microsoft.com/office/word/2010/wordprocessingDrawing" xmlns:wp="http://schemas.openxmlformats.org/drawingml/2006/wordprocessingDrawing" xmlns:w10="urn:schemas-microsoft-com:office:word" xmlns:w="http://schemas.openxmlformats.org/wordprocessingml/2006/main" xmlns:w14="http://schemas.microsoft.com/office/word/2010/wordml" xmlns:w15="http://schemas.microsoft.com/office/word/2012/wordml" xmlns:w16cex="http://schemas.microsoft.com/office/word/2018/wordml/cex" xmlns:w16cid="http://schemas.microsoft.com/office/word/2016/wordml/cid" xmlns:w16="http://schemas.microsoft.com/office/word/2018/wordml" xmlns:w16sdtdh="http://schemas.microsoft.com/office/word/2020/wordml/sdtdatahash" xmlns:w16se="http://schemas.microsoft.com/office/word/2015/wordml/symex" xmlns:wpg="http://schemas.microsoft.com/office/word/2010/wordprocessingGroup" xmlns:wpi="http://schemas.microsoft.com/office/word/2010/wordprocessingInk" xmlns:wne="http://schemas.microsoft.com/office/word/2006/wordml" xmlns:wps="http://schemas.microsoft.com/office/word/2010/wordprocessingShape" mc:Ignorable="w14 w15 w16se w16cid w16 w16cex w16sdtdh wp14">
+<w:document xmlns:wpc="http://schemas.microsoft.com/office/word/2010/wordprocessingCanvas" xmlns:cx="http://schemas.microsoft.com/office/drawing/2014/chartex" xmlns:cx1="http://schemas.microsoft.com/office/drawing/2015/9/8/chartex" xmlns:cx2="http://schemas.microsoft.com/office/drawing/2015/10/21/chartex" xmlns:cx3="http://schemas.microsoft.com/office/drawing/2016/5/9/chartex" xmlns:cx4="http://schemas.microsoft.com/office/drawing/2016/5/10/chartex" xmlns:cx5="http://schemas.microsoft.com/office/drawing/2016/5/11/chartex" xmlns:cx6="http://schemas.microsoft.com/office/drawing/2016/5/12/chartex" xmlns:cx7="http://schemas.microsoft.com/office/drawing/2016/5/13/chartex" xmlns:cx8="http://schemas.microsoft.com/office/drawing/2016/5/14/chartex" xmlns:mc="http://schemas.openxmlformats.org/markup-compatibility/2006" xmlns:aink="http://schemas.microsoft.com/office/drawing/2016/ink" xmlns:am3d="http://schemas.microsoft.com/office/drawing/2017/model3d" xmlns:o="urn:schemas-microsoft-com:office:office" xmlns:oel="http://schemas.microsoft.com/office/2019/extlst" xmlns:r="http://schemas.openxmlformats.org/officeDocument/2006/relationships" xmlns:m="http://schemas.openxmlformats.org/officeDocument/2006/math" xmlns:v="urn:schemas-microsoft-com:vml" xmlns:wp14="http://schemas.microsoft.com/office/word/2010/wordprocessingDrawing" xmlns:wp="http://schemas.openxmlformats.org/drawingml/2006/wordprocessingDrawing" xmlns:w10="urn:schemas-microsoft-com:office:word" xmlns:w="http://schemas.openxmlformats.org/wordprocessingml/2006/main" xmlns:w14="http://schemas.microsoft.com/office/word/2010/wordml" xmlns:w15="http://schemas.microsoft.com/office/word/2012/wordml" xmlns:w16cex="http://schemas.microsoft.com/office/word/2018/wordml/cex" xmlns:w16cid="http://schemas.microsoft.com/office/word/2016/wordml/cid" xmlns:w16="http://schemas.microsoft.com/office/word/2018/wordml" xmlns:w16du="http://schemas.microsoft.com/office/word/2023/wordml/word16du" xmlns:w16sdtdh="http://schemas.microsoft.com/office/word/2020/wordml/sdtdatahash" xmlns:w16sdtfl="http://schemas.microsoft.com/office/word/2024/wordml/sdtformatlock" xmlns:w16se="http://schemas.microsoft.com/office/word/2015/wordml/symex" xmlns:wpg="http://schemas.microsoft.com/office/word/2010/wordprocessingGroup" xmlns:wpi="http://schemas.microsoft.com/office/word/2010/wordprocessingInk" xmlns:wne="http://schemas.microsoft.com/office/word/2006/wordml" xmlns:wps="http://schemas.microsoft.com/office/word/2010/wordprocessingShape" mc:Ignorable="w14 w15 w16se w16cid w16 w16cex w16sdtdh w16sdtfl w16du wp14">
   <w:body>
     <w:p>
       <w:pPr>
@@ -516,6 +516,7 @@
               <w:tab w:val="right" w:leader="dot" w:pos="8296"/>
             </w:tabs>
             <w:rPr>
+              <w:rFonts w:hint="eastAsia"/>
               <w:noProof/>
             </w:rPr>
           </w:pPr>
@@ -626,6 +627,7 @@
               <w:tab w:val="right" w:leader="dot" w:pos="8296"/>
             </w:tabs>
             <w:rPr>
+              <w:rFonts w:hint="eastAsia"/>
               <w:noProof/>
             </w:rPr>
           </w:pPr>
@@ -726,6 +728,7 @@
               <w:tab w:val="right" w:leader="dot" w:pos="8296"/>
             </w:tabs>
             <w:rPr>
+              <w:rFonts w:hint="eastAsia"/>
               <w:noProof/>
             </w:rPr>
           </w:pPr>
@@ -818,6 +821,7 @@
               <w:tab w:val="right" w:leader="dot" w:pos="8296"/>
             </w:tabs>
             <w:rPr>
+              <w:rFonts w:hint="eastAsia"/>
               <w:noProof/>
             </w:rPr>
           </w:pPr>
@@ -910,6 +914,7 @@
               <w:tab w:val="right" w:leader="dot" w:pos="8296"/>
             </w:tabs>
             <w:rPr>
+              <w:rFonts w:hint="eastAsia"/>
               <w:noProof/>
             </w:rPr>
           </w:pPr>
@@ -994,6 +999,7 @@
               <w:tab w:val="right" w:leader="dot" w:pos="8296"/>
             </w:tabs>
             <w:rPr>
+              <w:rFonts w:hint="eastAsia"/>
               <w:noProof/>
             </w:rPr>
           </w:pPr>
@@ -1078,6 +1084,7 @@
               <w:tab w:val="right" w:leader="dot" w:pos="8296"/>
             </w:tabs>
             <w:rPr>
+              <w:rFonts w:hint="eastAsia"/>
               <w:noProof/>
             </w:rPr>
           </w:pPr>
@@ -1162,6 +1169,7 @@
               <w:tab w:val="right" w:leader="dot" w:pos="8296"/>
             </w:tabs>
             <w:rPr>
+              <w:rFonts w:hint="eastAsia"/>
               <w:noProof/>
             </w:rPr>
           </w:pPr>
@@ -1246,6 +1254,7 @@
               <w:tab w:val="right" w:leader="dot" w:pos="8296"/>
             </w:tabs>
             <w:rPr>
+              <w:rFonts w:hint="eastAsia"/>
               <w:noProof/>
             </w:rPr>
           </w:pPr>
@@ -1337,6 +1346,7 @@
               <w:tab w:val="right" w:leader="dot" w:pos="8296"/>
             </w:tabs>
             <w:rPr>
+              <w:rFonts w:hint="eastAsia"/>
               <w:noProof/>
             </w:rPr>
           </w:pPr>
@@ -3505,102 +3515,20 @@
       </w:pPr>
       <w:r>
         <w:rPr>
-          <w:rFonts w:ascii="Times New Roman" w:eastAsia="等线" w:hAnsi="Times New Roman"/>
-          <w:color w:val="00B0F0"/>
-        </w:rPr>
-        <w:t>vim ~</w:t>
-      </w:r>
-      <w:proofErr w:type="gramStart"/>
-      <w:r>
-        <w:rPr>
-          <w:rFonts w:ascii="Times New Roman" w:eastAsia="等线" w:hAnsi="Times New Roman"/>
-          <w:color w:val="00B0F0"/>
-        </w:rPr>
-        <w:t>/.</w:t>
+          <w:rFonts w:ascii="Times New Roman" w:eastAsia="等线" w:hAnsi="Times New Roman" w:hint="eastAsia"/>
+          <w:color w:val="00B0F0"/>
+        </w:rPr>
+        <w:t>echo "PATH=\$PATH:/path/to/software/installation/DynamicST/dynamicst_v1.0.7/bin" &gt;&gt;~/.</w:t>
       </w:r>
       <w:proofErr w:type="spellStart"/>
       <w:r>
         <w:rPr>
-          <w:rFonts w:ascii="Times New Roman" w:eastAsia="等线" w:hAnsi="Times New Roman"/>
+          <w:rFonts w:ascii="Times New Roman" w:eastAsia="等线" w:hAnsi="Times New Roman" w:hint="eastAsia"/>
           <w:color w:val="00B0F0"/>
         </w:rPr>
         <w:t>bashrc</w:t>
       </w:r>
       <w:proofErr w:type="spellEnd"/>
-      <w:proofErr w:type="gramEnd"/>
-    </w:p>
-    <w:p>
-      <w:pPr>
-        <w:pStyle w:val="ad"/>
-        <w:wordWrap w:val="0"/>
-        <w:ind w:left="720" w:firstLineChars="0" w:firstLine="0"/>
-        <w:rPr>
-          <w:rFonts w:ascii="Times New Roman" w:eastAsia="等线" w:hAnsi="Times New Roman"/>
-          <w:color w:val="00B0F0"/>
-        </w:rPr>
-      </w:pPr>
-      <w:r>
-        <w:rPr>
-          <w:rFonts w:ascii="Times New Roman" w:eastAsia="等线" w:hAnsi="Times New Roman"/>
-          <w:color w:val="00B0F0"/>
-        </w:rPr>
-        <w:t xml:space="preserve"># </w:t>
-      </w:r>
-      <w:r>
-        <w:rPr>
-          <w:rFonts w:ascii="Times New Roman" w:eastAsia="等线" w:hAnsi="Times New Roman"/>
-          <w:color w:val="00B0F0"/>
-        </w:rPr>
-        <w:t>在最后一行加上，需要填写软件的绝对路径</w:t>
-      </w:r>
-    </w:p>
-    <w:p>
-      <w:pPr>
-        <w:pStyle w:val="ad"/>
-        <w:wordWrap w:val="0"/>
-        <w:ind w:left="720" w:firstLineChars="0" w:firstLine="0"/>
-        <w:rPr>
-          <w:rFonts w:ascii="Times New Roman" w:eastAsia="等线" w:hAnsi="Times New Roman"/>
-          <w:color w:val="00B0F0"/>
-        </w:rPr>
-      </w:pPr>
-      <w:r>
-        <w:rPr>
-          <w:rFonts w:ascii="Times New Roman" w:eastAsia="等线" w:hAnsi="Times New Roman"/>
-          <w:color w:val="00B0F0"/>
-        </w:rPr>
-        <w:t>export PATH=$PATH:</w:t>
-      </w:r>
-      <w:r>
-        <w:rPr>
-          <w:rFonts w:ascii="Times New Roman" w:eastAsia="等线" w:hAnsi="Times New Roman"/>
-          <w:color w:val="00B0F0"/>
-        </w:rPr>
-        <w:t>软件安装目录</w:t>
-      </w:r>
-      <w:r>
-        <w:rPr>
-          <w:rFonts w:ascii="Times New Roman" w:eastAsia="等线" w:hAnsi="Times New Roman"/>
-          <w:color w:val="00B0F0"/>
-        </w:rPr>
-        <w:t>/</w:t>
-      </w:r>
-      <w:proofErr w:type="spellStart"/>
-      <w:r>
-        <w:rPr>
-          <w:rFonts w:ascii="Times New Roman" w:eastAsia="等线" w:hAnsi="Times New Roman"/>
-          <w:color w:val="00B0F0"/>
-        </w:rPr>
-        <w:t>DynamicST</w:t>
-      </w:r>
-      <w:proofErr w:type="spellEnd"/>
-      <w:r>
-        <w:rPr>
-          <w:rFonts w:ascii="Times New Roman" w:eastAsia="等线" w:hAnsi="Times New Roman"/>
-          <w:color w:val="00B0F0"/>
-        </w:rPr>
-        <w:t>/bin</w:t>
-      </w:r>
     </w:p>
     <w:p>
       <w:pPr>
@@ -4550,14 +4478,7 @@
         <w:rPr>
           <w:rFonts w:ascii="Times New Roman" w:eastAsia="等线" w:hAnsi="Times New Roman"/>
         </w:rPr>
-        <w:t>分析）</w:t>
-      </w:r>
-      <w:r>
-        <w:rPr>
-          <w:rFonts w:ascii="Times New Roman" w:eastAsia="等线" w:hAnsi="Times New Roman"/>
-        </w:rPr>
-        <w:lastRenderedPageBreak/>
-        <w:t>两个核心模块，各模块参数如下</w:t>
+        <w:t>分析）两个核心模块，各模块参数如下</w:t>
       </w:r>
       <w:r>
         <w:rPr>
@@ -4584,6 +4505,7 @@
         <w:rPr>
           <w:rFonts w:ascii="Times New Roman" w:eastAsia="等线" w:hAnsi="Times New Roman" w:hint="eastAsia"/>
         </w:rPr>
+        <w:lastRenderedPageBreak/>
         <w:t>mkref</w:t>
       </w:r>
       <w:proofErr w:type="spellEnd"/>
@@ -5791,47 +5713,47 @@
           <w:rFonts w:ascii="Times New Roman" w:eastAsia="等线" w:hAnsi="Times New Roman"/>
           <w:color w:val="00B0F0"/>
         </w:rPr>
+        <w:t>DynamicST</w:t>
+      </w:r>
+      <w:proofErr w:type="spellEnd"/>
+      <w:r>
+        <w:rPr>
+          <w:rFonts w:ascii="Times New Roman" w:eastAsia="等线" w:hAnsi="Times New Roman"/>
+          <w:color w:val="00B0F0"/>
+        </w:rPr>
+        <w:t xml:space="preserve"> </w:t>
+      </w:r>
+      <w:proofErr w:type="spellStart"/>
+      <w:r>
+        <w:rPr>
+          <w:rFonts w:ascii="Times New Roman" w:eastAsia="等线" w:hAnsi="Times New Roman"/>
+          <w:color w:val="00B0F0"/>
+        </w:rPr>
+        <w:t>mkref</w:t>
+      </w:r>
+      <w:proofErr w:type="spellEnd"/>
+      <w:r>
+        <w:rPr>
+          <w:rFonts w:ascii="Times New Roman" w:eastAsia="等线" w:hAnsi="Times New Roman"/>
+          <w:color w:val="00B0F0"/>
+        </w:rPr>
+        <w:t xml:space="preserve"> \</w:t>
+      </w:r>
+    </w:p>
+    <w:p>
+      <w:pPr>
+        <w:wordWrap w:val="0"/>
+        <w:rPr>
+          <w:rFonts w:ascii="Times New Roman" w:eastAsia="等线" w:hAnsi="Times New Roman"/>
+          <w:color w:val="00B0F0"/>
+        </w:rPr>
+      </w:pPr>
+      <w:r>
+        <w:rPr>
+          <w:rFonts w:ascii="Times New Roman" w:eastAsia="等线" w:hAnsi="Times New Roman"/>
+          <w:color w:val="00B0F0"/>
+        </w:rPr>
         <w:lastRenderedPageBreak/>
-        <w:t>DynamicST</w:t>
-      </w:r>
-      <w:proofErr w:type="spellEnd"/>
-      <w:r>
-        <w:rPr>
-          <w:rFonts w:ascii="Times New Roman" w:eastAsia="等线" w:hAnsi="Times New Roman"/>
-          <w:color w:val="00B0F0"/>
-        </w:rPr>
-        <w:t xml:space="preserve"> </w:t>
-      </w:r>
-      <w:proofErr w:type="spellStart"/>
-      <w:r>
-        <w:rPr>
-          <w:rFonts w:ascii="Times New Roman" w:eastAsia="等线" w:hAnsi="Times New Roman"/>
-          <w:color w:val="00B0F0"/>
-        </w:rPr>
-        <w:t>mkref</w:t>
-      </w:r>
-      <w:proofErr w:type="spellEnd"/>
-      <w:r>
-        <w:rPr>
-          <w:rFonts w:ascii="Times New Roman" w:eastAsia="等线" w:hAnsi="Times New Roman"/>
-          <w:color w:val="00B0F0"/>
-        </w:rPr>
-        <w:t xml:space="preserve"> \</w:t>
-      </w:r>
-    </w:p>
-    <w:p>
-      <w:pPr>
-        <w:wordWrap w:val="0"/>
-        <w:rPr>
-          <w:rFonts w:ascii="Times New Roman" w:eastAsia="等线" w:hAnsi="Times New Roman"/>
-          <w:color w:val="00B0F0"/>
-        </w:rPr>
-      </w:pPr>
-      <w:r>
-        <w:rPr>
-          <w:rFonts w:ascii="Times New Roman" w:eastAsia="等线" w:hAnsi="Times New Roman"/>
-          <w:color w:val="00B0F0"/>
-        </w:rPr>
         <w:t xml:space="preserve"> --</w:t>
       </w:r>
       <w:proofErr w:type="spellStart"/>
@@ -7620,7 +7542,6 @@
                 <w:rFonts w:ascii="Times New Roman" w:eastAsia="等线" w:hAnsi="Times New Roman" w:hint="eastAsia"/>
                 <w:color w:val="00B0F0"/>
               </w:rPr>
-              <w:lastRenderedPageBreak/>
               <w:t>文件夹</w:t>
             </w:r>
             <w:r>
@@ -7647,7 +7568,6 @@
               <w:rPr>
                 <w:rFonts w:ascii="Times New Roman" w:eastAsia="等线" w:hAnsi="Times New Roman" w:hint="eastAsia"/>
               </w:rPr>
-              <w:lastRenderedPageBreak/>
               <w:t>无</w:t>
             </w:r>
           </w:p>
@@ -7669,6 +7589,7 @@
               <w:rPr>
                 <w:rFonts w:ascii="Times New Roman" w:eastAsia="等线" w:hAnsi="Times New Roman" w:hint="eastAsia"/>
               </w:rPr>
+              <w:lastRenderedPageBreak/>
               <w:t>--chip-type</w:t>
             </w:r>
           </w:p>
@@ -10824,13 +10745,13 @@
           <w:szCs w:val="21"/>
         </w:rPr>
       </w:pPr>
-      <w:bookmarkStart w:id="80" w:name="_Toc4278"/>
-      <w:bookmarkStart w:id="81" w:name="_Toc28575"/>
-      <w:bookmarkStart w:id="82" w:name="_Toc14139"/>
+      <w:bookmarkStart w:id="80" w:name="_Toc31094"/>
+      <w:bookmarkStart w:id="81" w:name="_Toc17634"/>
+      <w:bookmarkStart w:id="82" w:name="_Toc21482"/>
       <w:bookmarkStart w:id="83" w:name="_Toc18832"/>
-      <w:bookmarkStart w:id="84" w:name="_Toc21482"/>
-      <w:bookmarkStart w:id="85" w:name="_Toc17634"/>
-      <w:bookmarkStart w:id="86" w:name="_Toc31094"/>
+      <w:bookmarkStart w:id="84" w:name="_Toc14139"/>
+      <w:bookmarkStart w:id="85" w:name="_Toc28575"/>
+      <w:bookmarkStart w:id="86" w:name="_Toc4278"/>
       <w:proofErr w:type="spellStart"/>
       <w:r>
         <w:rPr>
@@ -10949,9 +10870,14 @@
 </file>
 
 <file path=word/endnotes.xml><?xml version="1.0" encoding="utf-8"?>
-<w:endnotes xmlns:wpc="http://schemas.microsoft.com/office/word/2010/wordprocessingCanvas" xmlns:cx="http://schemas.microsoft.com/office/drawing/2014/chartex" xmlns:cx1="http://schemas.microsoft.com/office/drawing/2015/9/8/chartex" xmlns:cx2="http://schemas.microsoft.com/office/drawing/2015/10/21/chartex" xmlns:cx3="http://schemas.microsoft.com/office/drawing/2016/5/9/chartex" xmlns:cx4="http://schemas.microsoft.com/office/drawing/2016/5/10/chartex" xmlns:cx5="http://schemas.microsoft.com/office/drawing/2016/5/11/chartex" xmlns:cx6="http://schemas.microsoft.com/office/drawing/2016/5/12/chartex" xmlns:cx7="http://schemas.microsoft.com/office/drawing/2016/5/13/chartex" xmlns:cx8="http://schemas.microsoft.com/office/drawing/2016/5/14/chartex" xmlns:mc="http://schemas.openxmlformats.org/markup-compatibility/2006" xmlns:aink="http://schemas.microsoft.com/office/drawing/2016/ink" xmlns:am3d="http://schemas.microsoft.com/office/drawing/2017/model3d" xmlns:o="urn:schemas-microsoft-com:office:office" xmlns:oel="http://schemas.microsoft.com/office/2019/extlst" xmlns:r="http://schemas.openxmlformats.org/officeDocument/2006/relationships" xmlns:m="http://schemas.openxmlformats.org/officeDocument/2006/math" xmlns:v="urn:schemas-microsoft-com:vml" xmlns:wp14="http://schemas.microsoft.com/office/word/2010/wordprocessingDrawing" xmlns:wp="http://schemas.openxmlformats.org/drawingml/2006/wordprocessingDrawing" xmlns:w10="urn:schemas-microsoft-com:office:word" xmlns:w="http://schemas.openxmlformats.org/wordprocessingml/2006/main" xmlns:w14="http://schemas.microsoft.com/office/word/2010/wordml" xmlns:w15="http://schemas.microsoft.com/office/word/2012/wordml" xmlns:w16cex="http://schemas.microsoft.com/office/word/2018/wordml/cex" xmlns:w16cid="http://schemas.microsoft.com/office/word/2016/wordml/cid" xmlns:w16="http://schemas.microsoft.com/office/word/2018/wordml" xmlns:w16sdtdh="http://schemas.microsoft.com/office/word/2020/wordml/sdtdatahash" xmlns:w16se="http://schemas.microsoft.com/office/word/2015/wordml/symex" xmlns:wpg="http://schemas.microsoft.com/office/word/2010/wordprocessingGroup" xmlns:wpi="http://schemas.microsoft.com/office/word/2010/wordprocessingInk" xmlns:wne="http://schemas.microsoft.com/office/word/2006/wordml" xmlns:wps="http://schemas.microsoft.com/office/word/2010/wordprocessingShape" mc:Ignorable="w14 w15 w16se w16cid w16 w16cex w16sdtdh wp14">
+<w:endnotes xmlns:wpc="http://schemas.microsoft.com/office/word/2010/wordprocessingCanvas" xmlns:cx="http://schemas.microsoft.com/office/drawing/2014/chartex" xmlns:cx1="http://schemas.microsoft.com/office/drawing/2015/9/8/chartex" xmlns:cx2="http://schemas.microsoft.com/office/drawing/2015/10/21/chartex" xmlns:cx3="http://schemas.microsoft.com/office/drawing/2016/5/9/chartex" xmlns:cx4="http://schemas.microsoft.com/office/drawing/2016/5/10/chartex" xmlns:cx5="http://schemas.microsoft.com/office/drawing/2016/5/11/chartex" xmlns:cx6="http://schemas.microsoft.com/office/drawing/2016/5/12/chartex" xmlns:cx7="http://schemas.microsoft.com/office/drawing/2016/5/13/chartex" xmlns:cx8="http://schemas.microsoft.com/office/drawing/2016/5/14/chartex" xmlns:mc="http://schemas.openxmlformats.org/markup-compatibility/2006" xmlns:aink="http://schemas.microsoft.com/office/drawing/2016/ink" xmlns:am3d="http://schemas.microsoft.com/office/drawing/2017/model3d" xmlns:o="urn:schemas-microsoft-com:office:office" xmlns:oel="http://schemas.microsoft.com/office/2019/extlst" xmlns:r="http://schemas.openxmlformats.org/officeDocument/2006/relationships" xmlns:m="http://schemas.openxmlformats.org/officeDocument/2006/math" xmlns:v="urn:schemas-microsoft-com:vml" xmlns:wp14="http://schemas.microsoft.com/office/word/2010/wordprocessingDrawing" xmlns:wp="http://schemas.openxmlformats.org/drawingml/2006/wordprocessingDrawing" xmlns:w10="urn:schemas-microsoft-com:office:word" xmlns:w="http://schemas.openxmlformats.org/wordprocessingml/2006/main" xmlns:w14="http://schemas.microsoft.com/office/word/2010/wordml" xmlns:w15="http://schemas.microsoft.com/office/word/2012/wordml" xmlns:w16cex="http://schemas.microsoft.com/office/word/2018/wordml/cex" xmlns:w16cid="http://schemas.microsoft.com/office/word/2016/wordml/cid" xmlns:w16="http://schemas.microsoft.com/office/word/2018/wordml" xmlns:w16du="http://schemas.microsoft.com/office/word/2023/wordml/word16du" xmlns:w16sdtdh="http://schemas.microsoft.com/office/word/2020/wordml/sdtdatahash" xmlns:w16sdtfl="http://schemas.microsoft.com/office/word/2024/wordml/sdtformatlock" xmlns:w16se="http://schemas.microsoft.com/office/word/2015/wordml/symex" xmlns:wpg="http://schemas.microsoft.com/office/word/2010/wordprocessingGroup" xmlns:wpi="http://schemas.microsoft.com/office/word/2010/wordprocessingInk" xmlns:wne="http://schemas.microsoft.com/office/word/2006/wordml" xmlns:wps="http://schemas.microsoft.com/office/word/2010/wordprocessingShape" mc:Ignorable="w14 w15 w16se w16cid w16 w16cex w16sdtdh w16sdtfl w16du wp14">
   <w:endnote w:type="separator" w:id="-1">
     <w:p>
+      <w:pPr>
+        <w:rPr>
+          <w:rFonts w:hint="eastAsia"/>
+        </w:rPr>
+      </w:pPr>
       <w:r>
         <w:separator/>
       </w:r>
@@ -10959,6 +10885,11 @@
   </w:endnote>
   <w:endnote w:type="continuationSeparator" w:id="0">
     <w:p>
+      <w:pPr>
+        <w:rPr>
+          <w:rFonts w:hint="eastAsia"/>
+        </w:rPr>
+      </w:pPr>
       <w:r>
         <w:continuationSeparator/>
       </w:r>
@@ -10968,10 +10899,13 @@
 </file>
 
 <file path=word/footer1.xml><?xml version="1.0" encoding="utf-8"?>
-<w:ftr xmlns:wpc="http://schemas.microsoft.com/office/word/2010/wordprocessingCanvas" xmlns:cx="http://schemas.microsoft.com/office/drawing/2014/chartex" xmlns:cx1="http://schemas.microsoft.com/office/drawing/2015/9/8/chartex" xmlns:cx2="http://schemas.microsoft.com/office/drawing/2015/10/21/chartex" xmlns:cx3="http://schemas.microsoft.com/office/drawing/2016/5/9/chartex" xmlns:cx4="http://schemas.microsoft.com/office/drawing/2016/5/10/chartex" xmlns:cx5="http://schemas.microsoft.com/office/drawing/2016/5/11/chartex" xmlns:cx6="http://schemas.microsoft.com/office/drawing/2016/5/12/chartex" xmlns:cx7="http://schemas.microsoft.com/office/drawing/2016/5/13/chartex" xmlns:cx8="http://schemas.microsoft.com/office/drawing/2016/5/14/chartex" xmlns:mc="http://schemas.openxmlformats.org/markup-compatibility/2006" xmlns:aink="http://schemas.microsoft.com/office/drawing/2016/ink" xmlns:am3d="http://schemas.microsoft.com/office/drawing/2017/model3d" xmlns:o="urn:schemas-microsoft-com:office:office" xmlns:oel="http://schemas.microsoft.com/office/2019/extlst" xmlns:r="http://schemas.openxmlformats.org/officeDocument/2006/relationships" xmlns:m="http://schemas.openxmlformats.org/officeDocument/2006/math" xmlns:v="urn:schemas-microsoft-com:vml" xmlns:wp14="http://schemas.microsoft.com/office/word/2010/wordprocessingDrawing" xmlns:wp="http://schemas.openxmlformats.org/drawingml/2006/wordprocessingDrawing" xmlns:w10="urn:schemas-microsoft-com:office:word" xmlns:w="http://schemas.openxmlformats.org/wordprocessingml/2006/main" xmlns:w14="http://schemas.microsoft.com/office/word/2010/wordml" xmlns:w15="http://schemas.microsoft.com/office/word/2012/wordml" xmlns:w16cex="http://schemas.microsoft.com/office/word/2018/wordml/cex" xmlns:w16cid="http://schemas.microsoft.com/office/word/2016/wordml/cid" xmlns:w16="http://schemas.microsoft.com/office/word/2018/wordml" xmlns:w16sdtdh="http://schemas.microsoft.com/office/word/2020/wordml/sdtdatahash" xmlns:w16se="http://schemas.microsoft.com/office/word/2015/wordml/symex" xmlns:wpg="http://schemas.microsoft.com/office/word/2010/wordprocessingGroup" xmlns:wpi="http://schemas.microsoft.com/office/word/2010/wordprocessingInk" xmlns:wne="http://schemas.microsoft.com/office/word/2006/wordml" xmlns:wps="http://schemas.microsoft.com/office/word/2010/wordprocessingShape" mc:Ignorable="w14 w15 w16se w16cid w16 w16cex w16sdtdh wp14">
+<w:ftr xmlns:wpc="http://schemas.microsoft.com/office/word/2010/wordprocessingCanvas" xmlns:cx="http://schemas.microsoft.com/office/drawing/2014/chartex" xmlns:cx1="http://schemas.microsoft.com/office/drawing/2015/9/8/chartex" xmlns:cx2="http://schemas.microsoft.com/office/drawing/2015/10/21/chartex" xmlns:cx3="http://schemas.microsoft.com/office/drawing/2016/5/9/chartex" xmlns:cx4="http://schemas.microsoft.com/office/drawing/2016/5/10/chartex" xmlns:cx5="http://schemas.microsoft.com/office/drawing/2016/5/11/chartex" xmlns:cx6="http://schemas.microsoft.com/office/drawing/2016/5/12/chartex" xmlns:cx7="http://schemas.microsoft.com/office/drawing/2016/5/13/chartex" xmlns:cx8="http://schemas.microsoft.com/office/drawing/2016/5/14/chartex" xmlns:mc="http://schemas.openxmlformats.org/markup-compatibility/2006" xmlns:aink="http://schemas.microsoft.com/office/drawing/2016/ink" xmlns:am3d="http://schemas.microsoft.com/office/drawing/2017/model3d" xmlns:o="urn:schemas-microsoft-com:office:office" xmlns:oel="http://schemas.microsoft.com/office/2019/extlst" xmlns:r="http://schemas.openxmlformats.org/officeDocument/2006/relationships" xmlns:m="http://schemas.openxmlformats.org/officeDocument/2006/math" xmlns:v="urn:schemas-microsoft-com:vml" xmlns:wp14="http://schemas.microsoft.com/office/word/2010/wordprocessingDrawing" xmlns:wp="http://schemas.openxmlformats.org/drawingml/2006/wordprocessingDrawing" xmlns:w10="urn:schemas-microsoft-com:office:word" xmlns:w="http://schemas.openxmlformats.org/wordprocessingml/2006/main" xmlns:w14="http://schemas.microsoft.com/office/word/2010/wordml" xmlns:w15="http://schemas.microsoft.com/office/word/2012/wordml" xmlns:w16cex="http://schemas.microsoft.com/office/word/2018/wordml/cex" xmlns:w16cid="http://schemas.microsoft.com/office/word/2016/wordml/cid" xmlns:w16="http://schemas.microsoft.com/office/word/2018/wordml" xmlns:w16du="http://schemas.microsoft.com/office/word/2023/wordml/word16du" xmlns:w16sdtdh="http://schemas.microsoft.com/office/word/2020/wordml/sdtdatahash" xmlns:w16sdtfl="http://schemas.microsoft.com/office/word/2024/wordml/sdtformatlock" xmlns:w16se="http://schemas.microsoft.com/office/word/2015/wordml/symex" xmlns:wpg="http://schemas.microsoft.com/office/word/2010/wordprocessingGroup" xmlns:wpi="http://schemas.microsoft.com/office/word/2010/wordprocessingInk" xmlns:wne="http://schemas.microsoft.com/office/word/2006/wordml" xmlns:wps="http://schemas.microsoft.com/office/word/2010/wordprocessingShape" mc:Ignorable="w14 w15 w16se w16cid w16 w16cex w16sdtdh w16sdtfl w16du wp14">
   <w:p>
     <w:pPr>
       <w:pStyle w:val="a5"/>
+      <w:rPr>
+        <w:rFonts w:hint="eastAsia"/>
+      </w:rPr>
     </w:pPr>
     <w:r>
       <w:rPr>
@@ -11029,6 +10963,9 @@
                         <w:p>
                           <w:pPr>
                             <w:pStyle w:val="a5"/>
+                            <w:rPr>
+                              <w:rFonts w:hint="eastAsia"/>
+                            </w:rPr>
                           </w:pPr>
                           <w:r>
                             <w:fldChar w:fldCharType="begin"/>
@@ -11069,6 +11006,9 @@
                   <w:p>
                     <w:pPr>
                       <w:pStyle w:val="a5"/>
+                      <w:rPr>
+                        <w:rFonts w:hint="eastAsia"/>
+                      </w:rPr>
                     </w:pPr>
                     <w:r>
                       <w:fldChar w:fldCharType="begin"/>
@@ -11105,9 +11045,14 @@
 </file>
 
 <file path=word/footnotes.xml><?xml version="1.0" encoding="utf-8"?>
-<w:footnotes xmlns:wpc="http://schemas.microsoft.com/office/word/2010/wordprocessingCanvas" xmlns:cx="http://schemas.microsoft.com/office/drawing/2014/chartex" xmlns:cx1="http://schemas.microsoft.com/office/drawing/2015/9/8/chartex" xmlns:cx2="http://schemas.microsoft.com/office/drawing/2015/10/21/chartex" xmlns:cx3="http://schemas.microsoft.com/office/drawing/2016/5/9/chartex" xmlns:cx4="http://schemas.microsoft.com/office/drawing/2016/5/10/chartex" xmlns:cx5="http://schemas.microsoft.com/office/drawing/2016/5/11/chartex" xmlns:cx6="http://schemas.microsoft.com/office/drawing/2016/5/12/chartex" xmlns:cx7="http://schemas.microsoft.com/office/drawing/2016/5/13/chartex" xmlns:cx8="http://schemas.microsoft.com/office/drawing/2016/5/14/chartex" xmlns:mc="http://schemas.openxmlformats.org/markup-compatibility/2006" xmlns:aink="http://schemas.microsoft.com/office/drawing/2016/ink" xmlns:am3d="http://schemas.microsoft.com/office/drawing/2017/model3d" xmlns:o="urn:schemas-microsoft-com:office:office" xmlns:oel="http://schemas.microsoft.com/office/2019/extlst" xmlns:r="http://schemas.openxmlformats.org/officeDocument/2006/relationships" xmlns:m="http://schemas.openxmlformats.org/officeDocument/2006/math" xmlns:v="urn:schemas-microsoft-com:vml" xmlns:wp14="http://schemas.microsoft.com/office/word/2010/wordprocessingDrawing" xmlns:wp="http://schemas.openxmlformats.org/drawingml/2006/wordprocessingDrawing" xmlns:w10="urn:schemas-microsoft-com:office:word" xmlns:w="http://schemas.openxmlformats.org/wordprocessingml/2006/main" xmlns:w14="http://schemas.microsoft.com/office/word/2010/wordml" xmlns:w15="http://schemas.microsoft.com/office/word/2012/wordml" xmlns:w16cex="http://schemas.microsoft.com/office/word/2018/wordml/cex" xmlns:w16cid="http://schemas.microsoft.com/office/word/2016/wordml/cid" xmlns:w16="http://schemas.microsoft.com/office/word/2018/wordml" xmlns:w16sdtdh="http://schemas.microsoft.com/office/word/2020/wordml/sdtdatahash" xmlns:w16se="http://schemas.microsoft.com/office/word/2015/wordml/symex" xmlns:wpg="http://schemas.microsoft.com/office/word/2010/wordprocessingGroup" xmlns:wpi="http://schemas.microsoft.com/office/word/2010/wordprocessingInk" xmlns:wne="http://schemas.microsoft.com/office/word/2006/wordml" xmlns:wps="http://schemas.microsoft.com/office/word/2010/wordprocessingShape" mc:Ignorable="w14 w15 w16se w16cid w16 w16cex w16sdtdh wp14">
+<w:footnotes xmlns:wpc="http://schemas.microsoft.com/office/word/2010/wordprocessingCanvas" xmlns:cx="http://schemas.microsoft.com/office/drawing/2014/chartex" xmlns:cx1="http://schemas.microsoft.com/office/drawing/2015/9/8/chartex" xmlns:cx2="http://schemas.microsoft.com/office/drawing/2015/10/21/chartex" xmlns:cx3="http://schemas.microsoft.com/office/drawing/2016/5/9/chartex" xmlns:cx4="http://schemas.microsoft.com/office/drawing/2016/5/10/chartex" xmlns:cx5="http://schemas.microsoft.com/office/drawing/2016/5/11/chartex" xmlns:cx6="http://schemas.microsoft.com/office/drawing/2016/5/12/chartex" xmlns:cx7="http://schemas.microsoft.com/office/drawing/2016/5/13/chartex" xmlns:cx8="http://schemas.microsoft.com/office/drawing/2016/5/14/chartex" xmlns:mc="http://schemas.openxmlformats.org/markup-compatibility/2006" xmlns:aink="http://schemas.microsoft.com/office/drawing/2016/ink" xmlns:am3d="http://schemas.microsoft.com/office/drawing/2017/model3d" xmlns:o="urn:schemas-microsoft-com:office:office" xmlns:oel="http://schemas.microsoft.com/office/2019/extlst" xmlns:r="http://schemas.openxmlformats.org/officeDocument/2006/relationships" xmlns:m="http://schemas.openxmlformats.org/officeDocument/2006/math" xmlns:v="urn:schemas-microsoft-com:vml" xmlns:wp14="http://schemas.microsoft.com/office/word/2010/wordprocessingDrawing" xmlns:wp="http://schemas.openxmlformats.org/drawingml/2006/wordprocessingDrawing" xmlns:w10="urn:schemas-microsoft-com:office:word" xmlns:w="http://schemas.openxmlformats.org/wordprocessingml/2006/main" xmlns:w14="http://schemas.microsoft.com/office/word/2010/wordml" xmlns:w15="http://schemas.microsoft.com/office/word/2012/wordml" xmlns:w16cex="http://schemas.microsoft.com/office/word/2018/wordml/cex" xmlns:w16cid="http://schemas.microsoft.com/office/word/2016/wordml/cid" xmlns:w16="http://schemas.microsoft.com/office/word/2018/wordml" xmlns:w16du="http://schemas.microsoft.com/office/word/2023/wordml/word16du" xmlns:w16sdtdh="http://schemas.microsoft.com/office/word/2020/wordml/sdtdatahash" xmlns:w16sdtfl="http://schemas.microsoft.com/office/word/2024/wordml/sdtformatlock" xmlns:w16se="http://schemas.microsoft.com/office/word/2015/wordml/symex" xmlns:wpg="http://schemas.microsoft.com/office/word/2010/wordprocessingGroup" xmlns:wpi="http://schemas.microsoft.com/office/word/2010/wordprocessingInk" xmlns:wne="http://schemas.microsoft.com/office/word/2006/wordml" xmlns:wps="http://schemas.microsoft.com/office/word/2010/wordprocessingShape" mc:Ignorable="w14 w15 w16se w16cid w16 w16cex w16sdtdh w16sdtfl w16du wp14">
   <w:footnote w:type="separator" w:id="-1">
     <w:p>
+      <w:pPr>
+        <w:rPr>
+          <w:rFonts w:hint="eastAsia"/>
+        </w:rPr>
+      </w:pPr>
       <w:r>
         <w:separator/>
       </w:r>
@@ -11115,6 +11060,11 @@
   </w:footnote>
   <w:footnote w:type="continuationSeparator" w:id="0">
     <w:p>
+      <w:pPr>
+        <w:rPr>
+          <w:rFonts w:hint="eastAsia"/>
+        </w:rPr>
+      </w:pPr>
       <w:r>
         <w:continuationSeparator/>
       </w:r>
@@ -11124,7 +11074,7 @@
 </file>
 
 <file path=word/numbering.xml><?xml version="1.0" encoding="utf-8"?>
-<w:numbering xmlns:wpc="http://schemas.microsoft.com/office/word/2010/wordprocessingCanvas" xmlns:cx="http://schemas.microsoft.com/office/drawing/2014/chartex" xmlns:cx1="http://schemas.microsoft.com/office/drawing/2015/9/8/chartex" xmlns:cx2="http://schemas.microsoft.com/office/drawing/2015/10/21/chartex" xmlns:cx3="http://schemas.microsoft.com/office/drawing/2016/5/9/chartex" xmlns:cx4="http://schemas.microsoft.com/office/drawing/2016/5/10/chartex" xmlns:cx5="http://schemas.microsoft.com/office/drawing/2016/5/11/chartex" xmlns:cx6="http://schemas.microsoft.com/office/drawing/2016/5/12/chartex" xmlns:cx7="http://schemas.microsoft.com/office/drawing/2016/5/13/chartex" xmlns:cx8="http://schemas.microsoft.com/office/drawing/2016/5/14/chartex" xmlns:mc="http://schemas.openxmlformats.org/markup-compatibility/2006" xmlns:aink="http://schemas.microsoft.com/office/drawing/2016/ink" xmlns:am3d="http://schemas.microsoft.com/office/drawing/2017/model3d" xmlns:o="urn:schemas-microsoft-com:office:office" xmlns:oel="http://schemas.microsoft.com/office/2019/extlst" xmlns:r="http://schemas.openxmlformats.org/officeDocument/2006/relationships" xmlns:m="http://schemas.openxmlformats.org/officeDocument/2006/math" xmlns:v="urn:schemas-microsoft-com:vml" xmlns:wp14="http://schemas.microsoft.com/office/word/2010/wordprocessingDrawing" xmlns:wp="http://schemas.openxmlformats.org/drawingml/2006/wordprocessingDrawing" xmlns:w10="urn:schemas-microsoft-com:office:word" xmlns:w="http://schemas.openxmlformats.org/wordprocessingml/2006/main" xmlns:w14="http://schemas.microsoft.com/office/word/2010/wordml" xmlns:w15="http://schemas.microsoft.com/office/word/2012/wordml" xmlns:w16cex="http://schemas.microsoft.com/office/word/2018/wordml/cex" xmlns:w16cid="http://schemas.microsoft.com/office/word/2016/wordml/cid" xmlns:w16="http://schemas.microsoft.com/office/word/2018/wordml" xmlns:w16sdtdh="http://schemas.microsoft.com/office/word/2020/wordml/sdtdatahash" xmlns:w16se="http://schemas.microsoft.com/office/word/2015/wordml/symex" xmlns:wpg="http://schemas.microsoft.com/office/word/2010/wordprocessingGroup" xmlns:wpi="http://schemas.microsoft.com/office/word/2010/wordprocessingInk" xmlns:wne="http://schemas.microsoft.com/office/word/2006/wordml" xmlns:wps="http://schemas.microsoft.com/office/word/2010/wordprocessingShape" mc:Ignorable="w14 w15 w16se w16cid w16 w16cex w16sdtdh wp14">
+<w:numbering xmlns:wpc="http://schemas.microsoft.com/office/word/2010/wordprocessingCanvas" xmlns:cx="http://schemas.microsoft.com/office/drawing/2014/chartex" xmlns:cx1="http://schemas.microsoft.com/office/drawing/2015/9/8/chartex" xmlns:cx2="http://schemas.microsoft.com/office/drawing/2015/10/21/chartex" xmlns:cx3="http://schemas.microsoft.com/office/drawing/2016/5/9/chartex" xmlns:cx4="http://schemas.microsoft.com/office/drawing/2016/5/10/chartex" xmlns:cx5="http://schemas.microsoft.com/office/drawing/2016/5/11/chartex" xmlns:cx6="http://schemas.microsoft.com/office/drawing/2016/5/12/chartex" xmlns:cx7="http://schemas.microsoft.com/office/drawing/2016/5/13/chartex" xmlns:cx8="http://schemas.microsoft.com/office/drawing/2016/5/14/chartex" xmlns:mc="http://schemas.openxmlformats.org/markup-compatibility/2006" xmlns:aink="http://schemas.microsoft.com/office/drawing/2016/ink" xmlns:am3d="http://schemas.microsoft.com/office/drawing/2017/model3d" xmlns:o="urn:schemas-microsoft-com:office:office" xmlns:oel="http://schemas.microsoft.com/office/2019/extlst" xmlns:r="http://schemas.openxmlformats.org/officeDocument/2006/relationships" xmlns:m="http://schemas.openxmlformats.org/officeDocument/2006/math" xmlns:v="urn:schemas-microsoft-com:vml" xmlns:wp14="http://schemas.microsoft.com/office/word/2010/wordprocessingDrawing" xmlns:wp="http://schemas.openxmlformats.org/drawingml/2006/wordprocessingDrawing" xmlns:w10="urn:schemas-microsoft-com:office:word" xmlns:w="http://schemas.openxmlformats.org/wordprocessingml/2006/main" xmlns:w14="http://schemas.microsoft.com/office/word/2010/wordml" xmlns:w15="http://schemas.microsoft.com/office/word/2012/wordml" xmlns:w16cex="http://schemas.microsoft.com/office/word/2018/wordml/cex" xmlns:w16cid="http://schemas.microsoft.com/office/word/2016/wordml/cid" xmlns:w16="http://schemas.microsoft.com/office/word/2018/wordml" xmlns:w16du="http://schemas.microsoft.com/office/word/2023/wordml/word16du" xmlns:w16sdtdh="http://schemas.microsoft.com/office/word/2020/wordml/sdtdatahash" xmlns:w16sdtfl="http://schemas.microsoft.com/office/word/2024/wordml/sdtformatlock" xmlns:w16se="http://schemas.microsoft.com/office/word/2015/wordml/symex" xmlns:wpg="http://schemas.microsoft.com/office/word/2010/wordprocessingGroup" xmlns:wpi="http://schemas.microsoft.com/office/word/2010/wordprocessingInk" xmlns:wne="http://schemas.microsoft.com/office/word/2006/wordml" xmlns:wps="http://schemas.microsoft.com/office/word/2010/wordprocessingShape" mc:Ignorable="w14 w15 w16se w16cid w16 w16cex w16sdtdh w16sdtfl w16du wp14">
   <w:abstractNum w:abstractNumId="0" w15:restartNumberingAfterBreak="0">
     <w:nsid w:val="B2E7767F"/>
     <w:multiLevelType w:val="multilevel"/>
@@ -12422,7 +12372,7 @@
 </file>
 
 <file path=word/styles.xml><?xml version="1.0" encoding="utf-8"?>
-<w:styles xmlns:mc="http://schemas.openxmlformats.org/markup-compatibility/2006" xmlns:r="http://schemas.openxmlformats.org/officeDocument/2006/relationships" xmlns:w="http://schemas.openxmlformats.org/wordprocessingml/2006/main" xmlns:w14="http://schemas.microsoft.com/office/word/2010/wordml" xmlns:w15="http://schemas.microsoft.com/office/word/2012/wordml" xmlns:w16cex="http://schemas.microsoft.com/office/word/2018/wordml/cex" xmlns:w16cid="http://schemas.microsoft.com/office/word/2016/wordml/cid" xmlns:w16="http://schemas.microsoft.com/office/word/2018/wordml" xmlns:w16sdtdh="http://schemas.microsoft.com/office/word/2020/wordml/sdtdatahash" xmlns:w16se="http://schemas.microsoft.com/office/word/2015/wordml/symex" mc:Ignorable="w14 w15 w16se w16cid w16 w16cex w16sdtdh">
+<w:styles xmlns:mc="http://schemas.openxmlformats.org/markup-compatibility/2006" xmlns:r="http://schemas.openxmlformats.org/officeDocument/2006/relationships" xmlns:w="http://schemas.openxmlformats.org/wordprocessingml/2006/main" xmlns:w14="http://schemas.microsoft.com/office/word/2010/wordml" xmlns:w15="http://schemas.microsoft.com/office/word/2012/wordml" xmlns:w16cex="http://schemas.microsoft.com/office/word/2018/wordml/cex" xmlns:w16cid="http://schemas.microsoft.com/office/word/2016/wordml/cid" xmlns:w16="http://schemas.microsoft.com/office/word/2018/wordml" xmlns:w16du="http://schemas.microsoft.com/office/word/2023/wordml/word16du" xmlns:w16sdtdh="http://schemas.microsoft.com/office/word/2020/wordml/sdtdatahash" xmlns:w16sdtfl="http://schemas.microsoft.com/office/word/2024/wordml/sdtformatlock" xmlns:w16se="http://schemas.microsoft.com/office/word/2015/wordml/symex" mc:Ignorable="w14 w15 w16se w16cid w16 w16cex w16sdtdh w16sdtfl w16du">
   <w:docDefaults>
     <w:rPrDefault>
       <w:rPr>
@@ -13778,6 +13728,10 @@
 </file>
 
 <file path=customXml/item1.xml><?xml version="1.0" encoding="utf-8"?>
+<b:Sources xmlns:b="http://schemas.openxmlformats.org/officeDocument/2006/bibliography" xmlns="http://schemas.openxmlformats.org/officeDocument/2006/bibliography" SelectedStyle="\APASixthEditionOfficeOnline.xsl" StyleName="APA" Version="6"/>
+</file>
+
+<file path=customXml/item2.xml><?xml version="1.0" encoding="utf-8"?>
 <s:customData xmlns="http://www.wps.cn/officeDocument/2013/wpsCustomData" xmlns:s="http://www.wps.cn/officeDocument/2013/wpsCustomData">
   <customSectProps/>
   <customShpExts>
@@ -13786,22 +13740,18 @@
 </s:customData>
 </file>
 
-<file path=customXml/item2.xml><?xml version="1.0" encoding="utf-8"?>
-<b:Sources xmlns:b="http://schemas.openxmlformats.org/officeDocument/2006/bibliography" xmlns="http://schemas.openxmlformats.org/officeDocument/2006/bibliography" SelectedStyle="\APASixthEditionOfficeOnline.xsl" StyleName="APA" Version="6"/>
+<file path=customXml/itemProps1.xml><?xml version="1.0" encoding="utf-8"?>
+<ds:datastoreItem xmlns:ds="http://schemas.openxmlformats.org/officeDocument/2006/customXml" ds:itemID="{37764508-2572-4105-A8ED-E2BF6611FCF3}">
+  <ds:schemaRefs>
+    <ds:schemaRef ds:uri="http://schemas.openxmlformats.org/officeDocument/2006/bibliography"/>
+  </ds:schemaRefs>
+</ds:datastoreItem>
 </file>
 
-<file path=customXml/itemProps1.xml><?xml version="1.0" encoding="utf-8"?>
+<file path=customXml/itemProps2.xml><?xml version="1.0" encoding="utf-8"?>
 <ds:datastoreItem xmlns:ds="http://schemas.openxmlformats.org/officeDocument/2006/customXml" ds:itemID="{B1977F7D-205B-4081-913C-38D41E755F92}">
   <ds:schemaRefs>
     <ds:schemaRef ds:uri="http://www.wps.cn/officeDocument/2013/wpsCustomData"/>
   </ds:schemaRefs>
 </ds:datastoreItem>
-</file>
-
-<file path=customXml/itemProps2.xml><?xml version="1.0" encoding="utf-8"?>
-<ds:datastoreItem xmlns:ds="http://schemas.openxmlformats.org/officeDocument/2006/customXml" ds:itemID="{37764508-2572-4105-A8ED-E2BF6611FCF3}">
-  <ds:schemaRefs>
-    <ds:schemaRef ds:uri="http://schemas.openxmlformats.org/officeDocument/2006/bibliography"/>
-  </ds:schemaRefs>
-</ds:datastoreItem>
 </file>
--- a/DynamicST软件操作和算法文档.docx
+++ b/DynamicST软件操作和算法文档.docx
@@ -3518,7 +3518,44 @@
           <w:rFonts w:ascii="Times New Roman" w:eastAsia="等线" w:hAnsi="Times New Roman" w:hint="eastAsia"/>
           <w:color w:val="00B0F0"/>
         </w:rPr>
-        <w:t>echo "PATH=\$PATH:/path/to/software/installation/DynamicST/dynamicst_v1.0.7/bin" &gt;&gt;~/.</w:t>
+        <w:t>echo "</w:t>
+      </w:r>
+      <w:r>
+        <w:rPr>
+          <w:rFonts w:ascii="Times New Roman" w:eastAsia="等线" w:hAnsi="Times New Roman" w:hint="eastAsia"/>
+          <w:color w:val="00B0F0"/>
+        </w:rPr>
+        <w:t xml:space="preserve">export </w:t>
+      </w:r>
+      <w:r>
+        <w:rPr>
+          <w:rFonts w:ascii="Times New Roman" w:eastAsia="等线" w:hAnsi="Times New Roman" w:hint="eastAsia"/>
+          <w:color w:val="00B0F0"/>
+        </w:rPr>
+        <w:t>PATH=\$</w:t>
+      </w:r>
+      <w:proofErr w:type="gramStart"/>
+      <w:r>
+        <w:rPr>
+          <w:rFonts w:ascii="Times New Roman" w:eastAsia="等线" w:hAnsi="Times New Roman" w:hint="eastAsia"/>
+          <w:color w:val="00B0F0"/>
+        </w:rPr>
+        <w:t>PATH:</w:t>
+      </w:r>
+      <w:r>
+        <w:rPr>
+          <w:rFonts w:ascii="Times New Roman" w:eastAsia="等线" w:hAnsi="Times New Roman"/>
+          <w:color w:val="00B0F0"/>
+        </w:rPr>
+        <w:t>$</w:t>
+      </w:r>
+      <w:proofErr w:type="gramEnd"/>
+      <w:r>
+        <w:rPr>
+          <w:rFonts w:ascii="Times New Roman" w:eastAsia="等线" w:hAnsi="Times New Roman" w:hint="eastAsia"/>
+          <w:color w:val="00B0F0"/>
+        </w:rPr>
+        <w:t>(</w:t>
       </w:r>
       <w:proofErr w:type="spellStart"/>
       <w:r>
@@ -3526,9 +3563,57 @@
           <w:rFonts w:ascii="Times New Roman" w:eastAsia="等线" w:hAnsi="Times New Roman" w:hint="eastAsia"/>
           <w:color w:val="00B0F0"/>
         </w:rPr>
+        <w:t>pwd</w:t>
+      </w:r>
+      <w:proofErr w:type="spellEnd"/>
+      <w:r>
+        <w:rPr>
+          <w:rFonts w:ascii="Times New Roman" w:eastAsia="等线" w:hAnsi="Times New Roman" w:hint="eastAsia"/>
+          <w:color w:val="00B0F0"/>
+        </w:rPr>
+        <w:t>)/</w:t>
+      </w:r>
+      <w:proofErr w:type="spellStart"/>
+      <w:r>
+        <w:rPr>
+          <w:rFonts w:ascii="Times New Roman" w:eastAsia="等线" w:hAnsi="Times New Roman"/>
+          <w:color w:val="00B0F0"/>
+        </w:rPr>
+        <w:t>Dynamic</w:t>
+      </w:r>
+      <w:r>
+        <w:rPr>
+          <w:rFonts w:ascii="Times New Roman" w:eastAsia="等线" w:hAnsi="Times New Roman" w:hint="eastAsia"/>
+          <w:color w:val="00B0F0"/>
+        </w:rPr>
+        <w:t>ST</w:t>
+      </w:r>
+      <w:proofErr w:type="spellEnd"/>
+      <w:r>
+        <w:rPr>
+          <w:rFonts w:ascii="Times New Roman" w:eastAsia="等线" w:hAnsi="Times New Roman" w:hint="eastAsia"/>
+          <w:color w:val="00B0F0"/>
+        </w:rPr>
+        <w:t>/dynamicst_v1.0.7/bin" &gt;&gt;~</w:t>
+      </w:r>
+      <w:proofErr w:type="gramStart"/>
+      <w:r>
+        <w:rPr>
+          <w:rFonts w:ascii="Times New Roman" w:eastAsia="等线" w:hAnsi="Times New Roman" w:hint="eastAsia"/>
+          <w:color w:val="00B0F0"/>
+        </w:rPr>
+        <w:t>/.</w:t>
+      </w:r>
+      <w:proofErr w:type="spellStart"/>
+      <w:r>
+        <w:rPr>
+          <w:rFonts w:ascii="Times New Roman" w:eastAsia="等线" w:hAnsi="Times New Roman" w:hint="eastAsia"/>
+          <w:color w:val="00B0F0"/>
+        </w:rPr>
         <w:t>bashrc</w:t>
       </w:r>
       <w:proofErr w:type="spellEnd"/>
+      <w:proofErr w:type="gramEnd"/>
     </w:p>
     <w:p>
       <w:pPr>
@@ -4505,7 +4590,6 @@
         <w:rPr>
           <w:rFonts w:ascii="Times New Roman" w:eastAsia="等线" w:hAnsi="Times New Roman" w:hint="eastAsia"/>
         </w:rPr>
-        <w:lastRenderedPageBreak/>
         <w:t>mkref</w:t>
       </w:r>
       <w:proofErr w:type="spellEnd"/>
@@ -4544,6 +4628,7 @@
               <w:rPr>
                 <w:rFonts w:ascii="Times New Roman" w:eastAsia="等线" w:hAnsi="Times New Roman" w:hint="eastAsia"/>
               </w:rPr>
+              <w:lastRenderedPageBreak/>
               <w:t>参数</w:t>
             </w:r>
           </w:p>
@@ -5753,55 +5838,55 @@
           <w:rFonts w:ascii="Times New Roman" w:eastAsia="等线" w:hAnsi="Times New Roman"/>
           <w:color w:val="00B0F0"/>
         </w:rPr>
+        <w:t xml:space="preserve"> --</w:t>
+      </w:r>
+      <w:proofErr w:type="spellStart"/>
+      <w:r>
+        <w:rPr>
+          <w:rFonts w:ascii="Times New Roman" w:eastAsia="等线" w:hAnsi="Times New Roman"/>
+          <w:color w:val="00B0F0"/>
+        </w:rPr>
+        <w:t>genome_name</w:t>
+      </w:r>
+      <w:proofErr w:type="spellEnd"/>
+      <w:r>
+        <w:rPr>
+          <w:rFonts w:ascii="Times New Roman" w:eastAsia="等线" w:hAnsi="Times New Roman"/>
+          <w:color w:val="00B0F0"/>
+        </w:rPr>
+        <w:t xml:space="preserve"> Mus_</w:t>
+      </w:r>
+      <w:proofErr w:type="gramStart"/>
+      <w:r>
+        <w:rPr>
+          <w:rFonts w:ascii="Times New Roman" w:eastAsia="等线" w:hAnsi="Times New Roman"/>
+          <w:color w:val="00B0F0"/>
+        </w:rPr>
+        <w:t>musculus.GRCm</w:t>
+      </w:r>
+      <w:proofErr w:type="gramEnd"/>
+      <w:r>
+        <w:rPr>
+          <w:rFonts w:ascii="Times New Roman" w:eastAsia="等线" w:hAnsi="Times New Roman"/>
+          <w:color w:val="00B0F0"/>
+        </w:rPr>
+        <w:t>38 \</w:t>
+      </w:r>
+    </w:p>
+    <w:p>
+      <w:pPr>
+        <w:wordWrap w:val="0"/>
+        <w:rPr>
+          <w:rFonts w:ascii="Times New Roman" w:eastAsia="等线" w:hAnsi="Times New Roman"/>
+          <w:color w:val="00B0F0"/>
+        </w:rPr>
+      </w:pPr>
+      <w:r>
+        <w:rPr>
+          <w:rFonts w:ascii="Times New Roman" w:eastAsia="等线" w:hAnsi="Times New Roman"/>
+          <w:color w:val="00B0F0"/>
+        </w:rPr>
         <w:lastRenderedPageBreak/>
-        <w:t xml:space="preserve"> --</w:t>
-      </w:r>
-      <w:proofErr w:type="spellStart"/>
-      <w:r>
-        <w:rPr>
-          <w:rFonts w:ascii="Times New Roman" w:eastAsia="等线" w:hAnsi="Times New Roman"/>
-          <w:color w:val="00B0F0"/>
-        </w:rPr>
-        <w:t>genome_name</w:t>
-      </w:r>
-      <w:proofErr w:type="spellEnd"/>
-      <w:r>
-        <w:rPr>
-          <w:rFonts w:ascii="Times New Roman" w:eastAsia="等线" w:hAnsi="Times New Roman"/>
-          <w:color w:val="00B0F0"/>
-        </w:rPr>
-        <w:t xml:space="preserve"> Mus_</w:t>
-      </w:r>
-      <w:proofErr w:type="gramStart"/>
-      <w:r>
-        <w:rPr>
-          <w:rFonts w:ascii="Times New Roman" w:eastAsia="等线" w:hAnsi="Times New Roman"/>
-          <w:color w:val="00B0F0"/>
-        </w:rPr>
-        <w:t>musculus.GRCm</w:t>
-      </w:r>
-      <w:proofErr w:type="gramEnd"/>
-      <w:r>
-        <w:rPr>
-          <w:rFonts w:ascii="Times New Roman" w:eastAsia="等线" w:hAnsi="Times New Roman"/>
-          <w:color w:val="00B0F0"/>
-        </w:rPr>
-        <w:t>38 \</w:t>
-      </w:r>
-    </w:p>
-    <w:p>
-      <w:pPr>
-        <w:wordWrap w:val="0"/>
-        <w:rPr>
-          <w:rFonts w:ascii="Times New Roman" w:eastAsia="等线" w:hAnsi="Times New Roman"/>
-          <w:color w:val="00B0F0"/>
-        </w:rPr>
-      </w:pPr>
-      <w:r>
-        <w:rPr>
-          <w:rFonts w:ascii="Times New Roman" w:eastAsia="等线" w:hAnsi="Times New Roman"/>
-          <w:color w:val="00B0F0"/>
-        </w:rPr>
         <w:t xml:space="preserve"> --</w:t>
       </w:r>
       <w:proofErr w:type="spellStart"/>
@@ -7589,7 +7674,6 @@
               <w:rPr>
                 <w:rFonts w:ascii="Times New Roman" w:eastAsia="等线" w:hAnsi="Times New Roman" w:hint="eastAsia"/>
               </w:rPr>
-              <w:lastRenderedPageBreak/>
               <w:t>--chip-type</w:t>
             </w:r>
           </w:p>
@@ -7649,6 +7733,7 @@
               <w:rPr>
                 <w:rFonts w:ascii="Times New Roman" w:eastAsia="等线" w:hAnsi="Times New Roman" w:hint="eastAsia"/>
               </w:rPr>
+              <w:lastRenderedPageBreak/>
               <w:t>--core</w:t>
             </w:r>
             <w:r>
@@ -10745,13 +10830,13 @@
           <w:szCs w:val="21"/>
         </w:rPr>
       </w:pPr>
-      <w:bookmarkStart w:id="80" w:name="_Toc31094"/>
-      <w:bookmarkStart w:id="81" w:name="_Toc17634"/>
-      <w:bookmarkStart w:id="82" w:name="_Toc21482"/>
+      <w:bookmarkStart w:id="80" w:name="_Toc4278"/>
+      <w:bookmarkStart w:id="81" w:name="_Toc28575"/>
+      <w:bookmarkStart w:id="82" w:name="_Toc14139"/>
       <w:bookmarkStart w:id="83" w:name="_Toc18832"/>
-      <w:bookmarkStart w:id="84" w:name="_Toc14139"/>
-      <w:bookmarkStart w:id="85" w:name="_Toc28575"/>
-      <w:bookmarkStart w:id="86" w:name="_Toc4278"/>
+      <w:bookmarkStart w:id="84" w:name="_Toc21482"/>
+      <w:bookmarkStart w:id="85" w:name="_Toc17634"/>
+      <w:bookmarkStart w:id="86" w:name="_Toc31094"/>
       <w:proofErr w:type="spellStart"/>
       <w:r>
         <w:rPr>
@@ -13728,10 +13813,6 @@
 </file>
 
 <file path=customXml/item1.xml><?xml version="1.0" encoding="utf-8"?>
-<b:Sources xmlns:b="http://schemas.openxmlformats.org/officeDocument/2006/bibliography" xmlns="http://schemas.openxmlformats.org/officeDocument/2006/bibliography" SelectedStyle="\APASixthEditionOfficeOnline.xsl" StyleName="APA" Version="6"/>
-</file>
-
-<file path=customXml/item2.xml><?xml version="1.0" encoding="utf-8"?>
 <s:customData xmlns="http://www.wps.cn/officeDocument/2013/wpsCustomData" xmlns:s="http://www.wps.cn/officeDocument/2013/wpsCustomData">
   <customSectProps/>
   <customShpExts>
@@ -13740,18 +13821,22 @@
 </s:customData>
 </file>
 
+<file path=customXml/item2.xml><?xml version="1.0" encoding="utf-8"?>
+<b:Sources xmlns:b="http://schemas.openxmlformats.org/officeDocument/2006/bibliography" xmlns="http://schemas.openxmlformats.org/officeDocument/2006/bibliography" SelectedStyle="\APASixthEditionOfficeOnline.xsl" StyleName="APA" Version="6"/>
+</file>
+
 <file path=customXml/itemProps1.xml><?xml version="1.0" encoding="utf-8"?>
+<ds:datastoreItem xmlns:ds="http://schemas.openxmlformats.org/officeDocument/2006/customXml" ds:itemID="{B1977F7D-205B-4081-913C-38D41E755F92}">
+  <ds:schemaRefs>
+    <ds:schemaRef ds:uri="http://www.wps.cn/officeDocument/2013/wpsCustomData"/>
+  </ds:schemaRefs>
+</ds:datastoreItem>
+</file>
+
+<file path=customXml/itemProps2.xml><?xml version="1.0" encoding="utf-8"?>
 <ds:datastoreItem xmlns:ds="http://schemas.openxmlformats.org/officeDocument/2006/customXml" ds:itemID="{37764508-2572-4105-A8ED-E2BF6611FCF3}">
   <ds:schemaRefs>
     <ds:schemaRef ds:uri="http://schemas.openxmlformats.org/officeDocument/2006/bibliography"/>
   </ds:schemaRefs>
 </ds:datastoreItem>
-</file>
-
-<file path=customXml/itemProps2.xml><?xml version="1.0" encoding="utf-8"?>
-<ds:datastoreItem xmlns:ds="http://schemas.openxmlformats.org/officeDocument/2006/customXml" ds:itemID="{B1977F7D-205B-4081-913C-38D41E755F92}">
-  <ds:schemaRefs>
-    <ds:schemaRef ds:uri="http://www.wps.cn/officeDocument/2013/wpsCustomData"/>
-  </ds:schemaRefs>
-</ds:datastoreItem>
 </file>